--- a/6 semestre/NOSQL/Atividade/AtividadePratica.docx
+++ b/6 semestre/NOSQL/Atividade/AtividadePratica.docx
@@ -2138,6 +2138,7 @@
       <w:pPr>
         <w:pStyle w:val="6"/>
         <w:numPr>
+          <w:ilvl w:val="0"/>
           <w:numId w:val="0"/>
         </w:numPr>
         <w:ind w:right="0" w:rightChars="0"/>
@@ -2158,6 +2159,7 @@
       <w:pPr>
         <w:pStyle w:val="6"/>
         <w:numPr>
+          <w:ilvl w:val="0"/>
           <w:numId w:val="0"/>
         </w:numPr>
         <w:ind w:right="0" w:rightChars="0"/>
@@ -2178,6 +2180,7 @@
       <w:pPr>
         <w:pStyle w:val="6"/>
         <w:numPr>
+          <w:ilvl w:val="0"/>
           <w:numId w:val="0"/>
         </w:numPr>
         <w:ind w:right="0" w:rightChars="0"/>
@@ -2198,6 +2201,7 @@
       <w:pPr>
         <w:pStyle w:val="6"/>
         <w:numPr>
+          <w:ilvl w:val="0"/>
           <w:numId w:val="0"/>
         </w:numPr>
         <w:ind w:right="0" w:rightChars="0"/>
@@ -2218,6 +2222,7 @@
       <w:pPr>
         <w:pStyle w:val="6"/>
         <w:numPr>
+          <w:ilvl w:val="0"/>
           <w:numId w:val="0"/>
         </w:numPr>
         <w:ind w:right="0" w:rightChars="0"/>
@@ -2238,6 +2243,7 @@
       <w:pPr>
         <w:pStyle w:val="6"/>
         <w:numPr>
+          <w:ilvl w:val="0"/>
           <w:numId w:val="0"/>
         </w:numPr>
         <w:ind w:right="0" w:rightChars="0"/>
@@ -2258,6 +2264,7 @@
       <w:pPr>
         <w:pStyle w:val="6"/>
         <w:numPr>
+          <w:ilvl w:val="0"/>
           <w:numId w:val="0"/>
         </w:numPr>
         <w:ind w:right="0" w:rightChars="0"/>
@@ -2271,13 +2278,14 @@
           <w:rFonts w:hint="default"/>
           <w:lang w:val="pt-BR"/>
         </w:rPr>
-        <w:t xml:space="preserve">      as: "geracoes_info"</w:t>
+        <w:t xml:space="preserve">      as: "generation_info"</w:t>
       </w:r>
     </w:p>
     <w:p>
       <w:pPr>
         <w:pStyle w:val="6"/>
         <w:numPr>
+          <w:ilvl w:val="0"/>
           <w:numId w:val="0"/>
         </w:numPr>
         <w:ind w:right="0" w:rightChars="0"/>
@@ -2298,6 +2306,7 @@
       <w:pPr>
         <w:pStyle w:val="6"/>
         <w:numPr>
+          <w:ilvl w:val="0"/>
           <w:numId w:val="0"/>
         </w:numPr>
         <w:ind w:right="0" w:rightChars="0"/>
@@ -2318,6 +2327,7 @@
       <w:pPr>
         <w:pStyle w:val="6"/>
         <w:numPr>
+          <w:ilvl w:val="0"/>
           <w:numId w:val="0"/>
         </w:numPr>
         <w:ind w:right="0" w:rightChars="0"/>
@@ -2331,13 +2341,14 @@
           <w:rFonts w:hint="default"/>
           <w:lang w:val="pt-BR"/>
         </w:rPr>
-        <w:t xml:space="preserve">  { </w:t>
+        <w:t xml:space="preserve">  {</w:t>
       </w:r>
     </w:p>
     <w:p>
       <w:pPr>
         <w:pStyle w:val="6"/>
         <w:numPr>
+          <w:ilvl w:val="0"/>
           <w:numId w:val="0"/>
         </w:numPr>
         <w:ind w:right="0" w:rightChars="0"/>
@@ -2351,13 +2362,14 @@
           <w:rFonts w:hint="default"/>
           <w:lang w:val="pt-BR"/>
         </w:rPr>
-        <w:t xml:space="preserve">    $unwind: "$geracoes_info" </w:t>
+        <w:t xml:space="preserve">    $unwind: "$generation_info"</w:t>
       </w:r>
     </w:p>
     <w:p>
       <w:pPr>
         <w:pStyle w:val="6"/>
         <w:numPr>
+          <w:ilvl w:val="0"/>
           <w:numId w:val="0"/>
         </w:numPr>
         <w:ind w:right="0" w:rightChars="0"/>
@@ -2378,6 +2390,7 @@
       <w:pPr>
         <w:pStyle w:val="6"/>
         <w:numPr>
+          <w:ilvl w:val="0"/>
           <w:numId w:val="0"/>
         </w:numPr>
         <w:ind w:right="0" w:rightChars="0"/>
@@ -2398,6 +2411,7 @@
       <w:pPr>
         <w:pStyle w:val="6"/>
         <w:numPr>
+          <w:ilvl w:val="0"/>
           <w:numId w:val="0"/>
         </w:numPr>
         <w:ind w:right="0" w:rightChars="0"/>
@@ -2411,13 +2425,14 @@
           <w:rFonts w:hint="default"/>
           <w:lang w:val="pt-BR"/>
         </w:rPr>
-        <w:t xml:space="preserve">    $project: {</w:t>
+        <w:t xml:space="preserve">    $lookup:{</w:t>
       </w:r>
     </w:p>
     <w:p>
       <w:pPr>
         <w:pStyle w:val="6"/>
         <w:numPr>
+          <w:ilvl w:val="0"/>
           <w:numId w:val="0"/>
         </w:numPr>
         <w:ind w:right="0" w:rightChars="0"/>
@@ -2431,13 +2446,14 @@
           <w:rFonts w:hint="default"/>
           <w:lang w:val="pt-BR"/>
         </w:rPr>
-        <w:t xml:space="preserve">      _id: 0,</w:t>
+        <w:t xml:space="preserve">      from:"pokemon",</w:t>
       </w:r>
     </w:p>
     <w:p>
       <w:pPr>
         <w:pStyle w:val="6"/>
         <w:numPr>
+          <w:ilvl w:val="0"/>
           <w:numId w:val="0"/>
         </w:numPr>
         <w:ind w:right="0" w:rightChars="0"/>
@@ -2451,13 +2467,14 @@
           <w:rFonts w:hint="default"/>
           <w:lang w:val="pt-BR"/>
         </w:rPr>
-        <w:t xml:space="preserve">      name: 1,</w:t>
+        <w:t xml:space="preserve">      let: {</w:t>
       </w:r>
     </w:p>
     <w:p>
       <w:pPr>
         <w:pStyle w:val="6"/>
         <w:numPr>
+          <w:ilvl w:val="0"/>
           <w:numId w:val="0"/>
         </w:numPr>
         <w:ind w:right="0" w:rightChars="0"/>
@@ -2471,13 +2488,14 @@
           <w:rFonts w:hint="default"/>
           <w:lang w:val="pt-BR"/>
         </w:rPr>
-        <w:t xml:space="preserve">      generation: 1,</w:t>
+        <w:t xml:space="preserve">        genAtual: "$generation"</w:t>
       </w:r>
     </w:p>
     <w:p>
       <w:pPr>
         <w:pStyle w:val="6"/>
         <w:numPr>
+          <w:ilvl w:val="0"/>
           <w:numId w:val="0"/>
         </w:numPr>
         <w:ind w:right="0" w:rightChars="0"/>
@@ -2491,13 +2509,14 @@
           <w:rFonts w:hint="default"/>
           <w:lang w:val="pt-BR"/>
         </w:rPr>
-        <w:t xml:space="preserve">      nomeGeracao: "$geracoes_info.region",</w:t>
+        <w:t xml:space="preserve">      },</w:t>
       </w:r>
     </w:p>
     <w:p>
       <w:pPr>
         <w:pStyle w:val="6"/>
         <w:numPr>
+          <w:ilvl w:val="0"/>
           <w:numId w:val="0"/>
         </w:numPr>
         <w:ind w:right="0" w:rightChars="0"/>
@@ -2511,13 +2530,14 @@
           <w:rFonts w:hint="default"/>
           <w:lang w:val="pt-BR"/>
         </w:rPr>
-        <w:t xml:space="preserve">      ano: "$geracoes_info.years",</w:t>
+        <w:t xml:space="preserve">      pipeline:[</w:t>
       </w:r>
     </w:p>
     <w:p>
       <w:pPr>
         <w:pStyle w:val="6"/>
         <w:numPr>
+          <w:ilvl w:val="0"/>
           <w:numId w:val="0"/>
         </w:numPr>
         <w:ind w:right="0" w:rightChars="0"/>
@@ -2531,13 +2551,14 @@
           <w:rFonts w:hint="default"/>
           <w:lang w:val="pt-BR"/>
         </w:rPr>
-        <w:t xml:space="preserve">      lendario: "$legendary"</w:t>
+        <w:t xml:space="preserve">        {</w:t>
       </w:r>
     </w:p>
     <w:p>
       <w:pPr>
         <w:pStyle w:val="6"/>
         <w:numPr>
+          <w:ilvl w:val="0"/>
           <w:numId w:val="0"/>
         </w:numPr>
         <w:ind w:right="0" w:rightChars="0"/>
@@ -2551,13 +2572,14 @@
           <w:rFonts w:hint="default"/>
           <w:lang w:val="pt-BR"/>
         </w:rPr>
-        <w:t xml:space="preserve">    }</w:t>
+        <w:t xml:space="preserve">          $match:{</w:t>
       </w:r>
     </w:p>
     <w:p>
       <w:pPr>
         <w:pStyle w:val="6"/>
         <w:numPr>
+          <w:ilvl w:val="0"/>
           <w:numId w:val="0"/>
         </w:numPr>
         <w:ind w:right="0" w:rightChars="0"/>
@@ -2571,13 +2593,14 @@
           <w:rFonts w:hint="default"/>
           <w:lang w:val="pt-BR"/>
         </w:rPr>
-        <w:t xml:space="preserve">  },</w:t>
+        <w:t xml:space="preserve">            $expr:{</w:t>
       </w:r>
     </w:p>
     <w:p>
       <w:pPr>
         <w:pStyle w:val="6"/>
         <w:numPr>
+          <w:ilvl w:val="0"/>
           <w:numId w:val="0"/>
         </w:numPr>
         <w:ind w:right="0" w:rightChars="0"/>
@@ -2591,13 +2614,14 @@
           <w:rFonts w:hint="default"/>
           <w:lang w:val="pt-BR"/>
         </w:rPr>
-        <w:t xml:space="preserve">  { </w:t>
+        <w:t xml:space="preserve">              $and:[</w:t>
       </w:r>
     </w:p>
     <w:p>
       <w:pPr>
         <w:pStyle w:val="6"/>
         <w:numPr>
+          <w:ilvl w:val="0"/>
           <w:numId w:val="0"/>
         </w:numPr>
         <w:ind w:right="0" w:rightChars="0"/>
@@ -2611,13 +2635,14 @@
           <w:rFonts w:hint="default"/>
           <w:lang w:val="pt-BR"/>
         </w:rPr>
-        <w:t xml:space="preserve">    $limit: 10 </w:t>
+        <w:t xml:space="preserve">                {</w:t>
       </w:r>
     </w:p>
     <w:p>
       <w:pPr>
         <w:pStyle w:val="6"/>
         <w:numPr>
+          <w:ilvl w:val="0"/>
           <w:numId w:val="0"/>
         </w:numPr>
         <w:ind w:right="0" w:rightChars="0"/>
@@ -2631,13 +2656,14 @@
           <w:rFonts w:hint="default"/>
           <w:lang w:val="pt-BR"/>
         </w:rPr>
-        <w:t xml:space="preserve">  }</w:t>
+        <w:t xml:space="preserve">                  $eq: [</w:t>
       </w:r>
     </w:p>
     <w:p>
       <w:pPr>
         <w:pStyle w:val="6"/>
         <w:numPr>
+          <w:ilvl w:val="0"/>
           <w:numId w:val="0"/>
         </w:numPr>
         <w:ind w:right="0" w:rightChars="0"/>
@@ -2651,6 +2677,657 @@
           <w:rFonts w:hint="default"/>
           <w:lang w:val="pt-BR"/>
         </w:rPr>
+        <w:t xml:space="preserve">                    "$generation", "$$genAtual"</w:t>
+      </w:r>
+    </w:p>
+    <w:p>
+      <w:pPr>
+        <w:pStyle w:val="6"/>
+        <w:numPr>
+          <w:ilvl w:val="0"/>
+          <w:numId w:val="0"/>
+        </w:numPr>
+        <w:ind w:right="0" w:rightChars="0"/>
+        <w:rPr>
+          <w:rFonts w:hint="default"/>
+          <w:lang w:val="pt-BR"/>
+        </w:rPr>
+      </w:pPr>
+      <w:r>
+        <w:rPr>
+          <w:rFonts w:hint="default"/>
+          <w:lang w:val="pt-BR"/>
+        </w:rPr>
+        <w:t xml:space="preserve">                  ]</w:t>
+      </w:r>
+    </w:p>
+    <w:p>
+      <w:pPr>
+        <w:pStyle w:val="6"/>
+        <w:numPr>
+          <w:ilvl w:val="0"/>
+          <w:numId w:val="0"/>
+        </w:numPr>
+        <w:ind w:right="0" w:rightChars="0"/>
+        <w:rPr>
+          <w:rFonts w:hint="default"/>
+          <w:lang w:val="pt-BR"/>
+        </w:rPr>
+      </w:pPr>
+      <w:r>
+        <w:rPr>
+          <w:rFonts w:hint="default"/>
+          <w:lang w:val="pt-BR"/>
+        </w:rPr>
+        <w:t xml:space="preserve">                },</w:t>
+      </w:r>
+    </w:p>
+    <w:p>
+      <w:pPr>
+        <w:pStyle w:val="6"/>
+        <w:numPr>
+          <w:ilvl w:val="0"/>
+          <w:numId w:val="0"/>
+        </w:numPr>
+        <w:ind w:right="0" w:rightChars="0"/>
+        <w:rPr>
+          <w:rFonts w:hint="default"/>
+          <w:lang w:val="pt-BR"/>
+        </w:rPr>
+      </w:pPr>
+      <w:r>
+        <w:rPr>
+          <w:rFonts w:hint="default"/>
+          <w:lang w:val="pt-BR"/>
+        </w:rPr>
+        <w:t xml:space="preserve">                {</w:t>
+      </w:r>
+    </w:p>
+    <w:p>
+      <w:pPr>
+        <w:pStyle w:val="6"/>
+        <w:numPr>
+          <w:ilvl w:val="0"/>
+          <w:numId w:val="0"/>
+        </w:numPr>
+        <w:ind w:right="0" w:rightChars="0"/>
+        <w:rPr>
+          <w:rFonts w:hint="default"/>
+          <w:lang w:val="pt-BR"/>
+        </w:rPr>
+      </w:pPr>
+      <w:r>
+        <w:rPr>
+          <w:rFonts w:hint="default"/>
+          <w:lang w:val="pt-BR"/>
+        </w:rPr>
+        <w:t xml:space="preserve">                  $eq:[</w:t>
+      </w:r>
+    </w:p>
+    <w:p>
+      <w:pPr>
+        <w:pStyle w:val="6"/>
+        <w:numPr>
+          <w:ilvl w:val="0"/>
+          <w:numId w:val="0"/>
+        </w:numPr>
+        <w:ind w:right="0" w:rightChars="0"/>
+        <w:rPr>
+          <w:rFonts w:hint="default"/>
+          <w:lang w:val="pt-BR"/>
+        </w:rPr>
+      </w:pPr>
+      <w:r>
+        <w:rPr>
+          <w:rFonts w:hint="default"/>
+          <w:lang w:val="pt-BR"/>
+        </w:rPr>
+        <w:t xml:space="preserve">                    "$legendary", true</w:t>
+      </w:r>
+    </w:p>
+    <w:p>
+      <w:pPr>
+        <w:pStyle w:val="6"/>
+        <w:numPr>
+          <w:ilvl w:val="0"/>
+          <w:numId w:val="0"/>
+        </w:numPr>
+        <w:ind w:right="0" w:rightChars="0"/>
+        <w:rPr>
+          <w:rFonts w:hint="default"/>
+          <w:lang w:val="pt-BR"/>
+        </w:rPr>
+      </w:pPr>
+      <w:r>
+        <w:rPr>
+          <w:rFonts w:hint="default"/>
+          <w:lang w:val="pt-BR"/>
+        </w:rPr>
+        <w:t xml:space="preserve">                  ]</w:t>
+      </w:r>
+    </w:p>
+    <w:p>
+      <w:pPr>
+        <w:pStyle w:val="6"/>
+        <w:numPr>
+          <w:ilvl w:val="0"/>
+          <w:numId w:val="0"/>
+        </w:numPr>
+        <w:ind w:right="0" w:rightChars="0"/>
+        <w:rPr>
+          <w:rFonts w:hint="default"/>
+          <w:lang w:val="pt-BR"/>
+        </w:rPr>
+      </w:pPr>
+      <w:r>
+        <w:rPr>
+          <w:rFonts w:hint="default"/>
+          <w:lang w:val="pt-BR"/>
+        </w:rPr>
+        <w:t xml:space="preserve">                }</w:t>
+      </w:r>
+    </w:p>
+    <w:p>
+      <w:pPr>
+        <w:pStyle w:val="6"/>
+        <w:numPr>
+          <w:ilvl w:val="0"/>
+          <w:numId w:val="0"/>
+        </w:numPr>
+        <w:ind w:right="0" w:rightChars="0"/>
+        <w:rPr>
+          <w:rFonts w:hint="default"/>
+          <w:lang w:val="pt-BR"/>
+        </w:rPr>
+      </w:pPr>
+      <w:r>
+        <w:rPr>
+          <w:rFonts w:hint="default"/>
+          <w:lang w:val="pt-BR"/>
+        </w:rPr>
+        <w:t xml:space="preserve">              ]</w:t>
+      </w:r>
+    </w:p>
+    <w:p>
+      <w:pPr>
+        <w:pStyle w:val="6"/>
+        <w:numPr>
+          <w:ilvl w:val="0"/>
+          <w:numId w:val="0"/>
+        </w:numPr>
+        <w:ind w:right="0" w:rightChars="0"/>
+        <w:rPr>
+          <w:rFonts w:hint="default"/>
+          <w:lang w:val="pt-BR"/>
+        </w:rPr>
+      </w:pPr>
+      <w:r>
+        <w:rPr>
+          <w:rFonts w:hint="default"/>
+          <w:lang w:val="pt-BR"/>
+        </w:rPr>
+        <w:t xml:space="preserve">            }</w:t>
+      </w:r>
+    </w:p>
+    <w:p>
+      <w:pPr>
+        <w:pStyle w:val="6"/>
+        <w:numPr>
+          <w:ilvl w:val="0"/>
+          <w:numId w:val="0"/>
+        </w:numPr>
+        <w:ind w:right="0" w:rightChars="0"/>
+        <w:rPr>
+          <w:rFonts w:hint="default"/>
+          <w:lang w:val="pt-BR"/>
+        </w:rPr>
+      </w:pPr>
+      <w:r>
+        <w:rPr>
+          <w:rFonts w:hint="default"/>
+          <w:lang w:val="pt-BR"/>
+        </w:rPr>
+        <w:t xml:space="preserve">          }</w:t>
+      </w:r>
+    </w:p>
+    <w:p>
+      <w:pPr>
+        <w:pStyle w:val="6"/>
+        <w:numPr>
+          <w:ilvl w:val="0"/>
+          <w:numId w:val="0"/>
+        </w:numPr>
+        <w:ind w:right="0" w:rightChars="0"/>
+        <w:rPr>
+          <w:rFonts w:hint="default"/>
+          <w:lang w:val="pt-BR"/>
+        </w:rPr>
+      </w:pPr>
+      <w:r>
+        <w:rPr>
+          <w:rFonts w:hint="default"/>
+          <w:lang w:val="pt-BR"/>
+        </w:rPr>
+        <w:t xml:space="preserve">        },</w:t>
+      </w:r>
+    </w:p>
+    <w:p>
+      <w:pPr>
+        <w:pStyle w:val="6"/>
+        <w:numPr>
+          <w:ilvl w:val="0"/>
+          <w:numId w:val="0"/>
+        </w:numPr>
+        <w:ind w:right="0" w:rightChars="0"/>
+        <w:rPr>
+          <w:rFonts w:hint="default"/>
+          <w:lang w:val="pt-BR"/>
+        </w:rPr>
+      </w:pPr>
+      <w:r>
+        <w:rPr>
+          <w:rFonts w:hint="default"/>
+          <w:lang w:val="pt-BR"/>
+        </w:rPr>
+        <w:t xml:space="preserve">        {</w:t>
+      </w:r>
+    </w:p>
+    <w:p>
+      <w:pPr>
+        <w:pStyle w:val="6"/>
+        <w:numPr>
+          <w:ilvl w:val="0"/>
+          <w:numId w:val="0"/>
+        </w:numPr>
+        <w:ind w:right="0" w:rightChars="0"/>
+        <w:rPr>
+          <w:rFonts w:hint="default"/>
+          <w:lang w:val="pt-BR"/>
+        </w:rPr>
+      </w:pPr>
+      <w:r>
+        <w:rPr>
+          <w:rFonts w:hint="default"/>
+          <w:lang w:val="pt-BR"/>
+        </w:rPr>
+        <w:t xml:space="preserve">          $project: {</w:t>
+      </w:r>
+    </w:p>
+    <w:p>
+      <w:pPr>
+        <w:pStyle w:val="6"/>
+        <w:numPr>
+          <w:ilvl w:val="0"/>
+          <w:numId w:val="0"/>
+        </w:numPr>
+        <w:ind w:right="0" w:rightChars="0"/>
+        <w:rPr>
+          <w:rFonts w:hint="default"/>
+          <w:lang w:val="pt-BR"/>
+        </w:rPr>
+      </w:pPr>
+      <w:r>
+        <w:rPr>
+          <w:rFonts w:hint="default"/>
+          <w:lang w:val="pt-BR"/>
+        </w:rPr>
+        <w:t xml:space="preserve">            _id: 0,</w:t>
+      </w:r>
+    </w:p>
+    <w:p>
+      <w:pPr>
+        <w:pStyle w:val="6"/>
+        <w:numPr>
+          <w:ilvl w:val="0"/>
+          <w:numId w:val="0"/>
+        </w:numPr>
+        <w:ind w:right="0" w:rightChars="0"/>
+        <w:rPr>
+          <w:rFonts w:hint="default"/>
+          <w:lang w:val="pt-BR"/>
+        </w:rPr>
+      </w:pPr>
+      <w:r>
+        <w:rPr>
+          <w:rFonts w:hint="default"/>
+          <w:lang w:val="pt-BR"/>
+        </w:rPr>
+        <w:t xml:space="preserve">            name: 1</w:t>
+      </w:r>
+    </w:p>
+    <w:p>
+      <w:pPr>
+        <w:pStyle w:val="6"/>
+        <w:numPr>
+          <w:ilvl w:val="0"/>
+          <w:numId w:val="0"/>
+        </w:numPr>
+        <w:ind w:right="0" w:rightChars="0"/>
+        <w:rPr>
+          <w:rFonts w:hint="default"/>
+          <w:lang w:val="pt-BR"/>
+        </w:rPr>
+      </w:pPr>
+      <w:r>
+        <w:rPr>
+          <w:rFonts w:hint="default"/>
+          <w:lang w:val="pt-BR"/>
+        </w:rPr>
+        <w:t xml:space="preserve">          }</w:t>
+      </w:r>
+    </w:p>
+    <w:p>
+      <w:pPr>
+        <w:pStyle w:val="6"/>
+        <w:numPr>
+          <w:ilvl w:val="0"/>
+          <w:numId w:val="0"/>
+        </w:numPr>
+        <w:ind w:right="0" w:rightChars="0"/>
+        <w:rPr>
+          <w:rFonts w:hint="default"/>
+          <w:lang w:val="pt-BR"/>
+        </w:rPr>
+      </w:pPr>
+      <w:r>
+        <w:rPr>
+          <w:rFonts w:hint="default"/>
+          <w:lang w:val="pt-BR"/>
+        </w:rPr>
+        <w:t xml:space="preserve">        }</w:t>
+      </w:r>
+    </w:p>
+    <w:p>
+      <w:pPr>
+        <w:pStyle w:val="6"/>
+        <w:numPr>
+          <w:ilvl w:val="0"/>
+          <w:numId w:val="0"/>
+        </w:numPr>
+        <w:ind w:right="0" w:rightChars="0"/>
+        <w:rPr>
+          <w:rFonts w:hint="default"/>
+          <w:lang w:val="pt-BR"/>
+        </w:rPr>
+      </w:pPr>
+      <w:r>
+        <w:rPr>
+          <w:rFonts w:hint="default"/>
+          <w:lang w:val="pt-BR"/>
+        </w:rPr>
+        <w:t xml:space="preserve">      ],</w:t>
+      </w:r>
+    </w:p>
+    <w:p>
+      <w:pPr>
+        <w:pStyle w:val="6"/>
+        <w:numPr>
+          <w:ilvl w:val="0"/>
+          <w:numId w:val="0"/>
+        </w:numPr>
+        <w:ind w:right="0" w:rightChars="0"/>
+        <w:rPr>
+          <w:rFonts w:hint="default"/>
+          <w:lang w:val="pt-BR"/>
+        </w:rPr>
+      </w:pPr>
+      <w:r>
+        <w:rPr>
+          <w:rFonts w:hint="default"/>
+          <w:lang w:val="pt-BR"/>
+        </w:rPr>
+        <w:t xml:space="preserve">      as: "lendarios_geracao"</w:t>
+      </w:r>
+    </w:p>
+    <w:p>
+      <w:pPr>
+        <w:pStyle w:val="6"/>
+        <w:numPr>
+          <w:ilvl w:val="0"/>
+          <w:numId w:val="0"/>
+        </w:numPr>
+        <w:ind w:right="0" w:rightChars="0"/>
+        <w:rPr>
+          <w:rFonts w:hint="default"/>
+          <w:lang w:val="pt-BR"/>
+        </w:rPr>
+      </w:pPr>
+      <w:r>
+        <w:rPr>
+          <w:rFonts w:hint="default"/>
+          <w:lang w:val="pt-BR"/>
+        </w:rPr>
+        <w:t xml:space="preserve">    }</w:t>
+      </w:r>
+    </w:p>
+    <w:p>
+      <w:pPr>
+        <w:pStyle w:val="6"/>
+        <w:numPr>
+          <w:ilvl w:val="0"/>
+          <w:numId w:val="0"/>
+        </w:numPr>
+        <w:ind w:right="0" w:rightChars="0"/>
+        <w:rPr>
+          <w:rFonts w:hint="default"/>
+          <w:lang w:val="pt-BR"/>
+        </w:rPr>
+      </w:pPr>
+      <w:r>
+        <w:rPr>
+          <w:rFonts w:hint="default"/>
+          <w:lang w:val="pt-BR"/>
+        </w:rPr>
+        <w:t xml:space="preserve">  },</w:t>
+      </w:r>
+    </w:p>
+    <w:p>
+      <w:pPr>
+        <w:pStyle w:val="6"/>
+        <w:numPr>
+          <w:ilvl w:val="0"/>
+          <w:numId w:val="0"/>
+        </w:numPr>
+        <w:ind w:right="0" w:rightChars="0"/>
+        <w:rPr>
+          <w:rFonts w:hint="default"/>
+          <w:lang w:val="pt-BR"/>
+        </w:rPr>
+      </w:pPr>
+      <w:r>
+        <w:rPr>
+          <w:rFonts w:hint="default"/>
+          <w:lang w:val="pt-BR"/>
+        </w:rPr>
+        <w:t xml:space="preserve">  {</w:t>
+      </w:r>
+    </w:p>
+    <w:p>
+      <w:pPr>
+        <w:pStyle w:val="6"/>
+        <w:numPr>
+          <w:ilvl w:val="0"/>
+          <w:numId w:val="0"/>
+        </w:numPr>
+        <w:ind w:right="0" w:rightChars="0"/>
+        <w:rPr>
+          <w:rFonts w:hint="default"/>
+          <w:lang w:val="pt-BR"/>
+        </w:rPr>
+      </w:pPr>
+      <w:r>
+        <w:rPr>
+          <w:rFonts w:hint="default"/>
+          <w:lang w:val="pt-BR"/>
+        </w:rPr>
+        <w:t xml:space="preserve">    $project:{</w:t>
+      </w:r>
+    </w:p>
+    <w:p>
+      <w:pPr>
+        <w:pStyle w:val="6"/>
+        <w:numPr>
+          <w:ilvl w:val="0"/>
+          <w:numId w:val="0"/>
+        </w:numPr>
+        <w:ind w:right="0" w:rightChars="0"/>
+        <w:rPr>
+          <w:rFonts w:hint="default"/>
+          <w:lang w:val="pt-BR"/>
+        </w:rPr>
+      </w:pPr>
+      <w:r>
+        <w:rPr>
+          <w:rFonts w:hint="default"/>
+          <w:lang w:val="pt-BR"/>
+        </w:rPr>
+        <w:t xml:space="preserve">      _id:0,</w:t>
+      </w:r>
+    </w:p>
+    <w:p>
+      <w:pPr>
+        <w:pStyle w:val="6"/>
+        <w:numPr>
+          <w:ilvl w:val="0"/>
+          <w:numId w:val="0"/>
+        </w:numPr>
+        <w:ind w:right="0" w:rightChars="0"/>
+        <w:rPr>
+          <w:rFonts w:hint="default"/>
+          <w:lang w:val="pt-BR"/>
+        </w:rPr>
+      </w:pPr>
+      <w:r>
+        <w:rPr>
+          <w:rFonts w:hint="default"/>
+          <w:lang w:val="pt-BR"/>
+        </w:rPr>
+        <w:t xml:space="preserve">      name:1,</w:t>
+      </w:r>
+    </w:p>
+    <w:p>
+      <w:pPr>
+        <w:pStyle w:val="6"/>
+        <w:numPr>
+          <w:ilvl w:val="0"/>
+          <w:numId w:val="0"/>
+        </w:numPr>
+        <w:ind w:right="0" w:rightChars="0"/>
+        <w:rPr>
+          <w:rFonts w:hint="default"/>
+          <w:lang w:val="pt-BR"/>
+        </w:rPr>
+      </w:pPr>
+      <w:r>
+        <w:rPr>
+          <w:rFonts w:hint="default"/>
+          <w:lang w:val="pt-BR"/>
+        </w:rPr>
+        <w:t xml:space="preserve">      regiao:"$generation_info.region",</w:t>
+      </w:r>
+    </w:p>
+    <w:p>
+      <w:pPr>
+        <w:pStyle w:val="6"/>
+        <w:numPr>
+          <w:ilvl w:val="0"/>
+          <w:numId w:val="0"/>
+        </w:numPr>
+        <w:ind w:right="0" w:rightChars="0"/>
+        <w:rPr>
+          <w:rFonts w:hint="default"/>
+          <w:lang w:val="pt-BR"/>
+        </w:rPr>
+      </w:pPr>
+      <w:r>
+        <w:rPr>
+          <w:rFonts w:hint="default"/>
+          <w:lang w:val="pt-BR"/>
+        </w:rPr>
+        <w:t xml:space="preserve">      ano:"$generation_info.years",</w:t>
+      </w:r>
+    </w:p>
+    <w:p>
+      <w:pPr>
+        <w:pStyle w:val="6"/>
+        <w:numPr>
+          <w:ilvl w:val="0"/>
+          <w:numId w:val="0"/>
+        </w:numPr>
+        <w:ind w:right="0" w:rightChars="0"/>
+        <w:rPr>
+          <w:rFonts w:hint="default"/>
+          <w:lang w:val="pt-BR"/>
+        </w:rPr>
+      </w:pPr>
+      <w:r>
+        <w:rPr>
+          <w:rFonts w:hint="default"/>
+          <w:lang w:val="pt-BR"/>
+        </w:rPr>
+        <w:t xml:space="preserve">      lendario:"$lendarios_geracao.name"</w:t>
+      </w:r>
+    </w:p>
+    <w:p>
+      <w:pPr>
+        <w:pStyle w:val="6"/>
+        <w:numPr>
+          <w:ilvl w:val="0"/>
+          <w:numId w:val="0"/>
+        </w:numPr>
+        <w:ind w:right="0" w:rightChars="0"/>
+        <w:rPr>
+          <w:rFonts w:hint="default"/>
+          <w:lang w:val="pt-BR"/>
+        </w:rPr>
+      </w:pPr>
+      <w:r>
+        <w:rPr>
+          <w:rFonts w:hint="default"/>
+          <w:lang w:val="pt-BR"/>
+        </w:rPr>
+        <w:t xml:space="preserve">    }</w:t>
+      </w:r>
+    </w:p>
+    <w:p>
+      <w:pPr>
+        <w:pStyle w:val="6"/>
+        <w:numPr>
+          <w:ilvl w:val="0"/>
+          <w:numId w:val="0"/>
+        </w:numPr>
+        <w:ind w:right="0" w:rightChars="0"/>
+        <w:rPr>
+          <w:rFonts w:hint="default"/>
+          <w:lang w:val="pt-BR"/>
+        </w:rPr>
+      </w:pPr>
+      <w:r>
+        <w:rPr>
+          <w:rFonts w:hint="default"/>
+          <w:lang w:val="pt-BR"/>
+        </w:rPr>
+        <w:t xml:space="preserve">  },</w:t>
+      </w:r>
+    </w:p>
+    <w:p>
+      <w:pPr>
+        <w:pStyle w:val="6"/>
+        <w:numPr>
+          <w:ilvl w:val="0"/>
+          <w:numId w:val="0"/>
+        </w:numPr>
+        <w:ind w:right="0" w:rightChars="0"/>
+        <w:rPr>
+          <w:rFonts w:hint="default"/>
+          <w:lang w:val="pt-BR"/>
+        </w:rPr>
+      </w:pPr>
+      <w:r>
+        <w:rPr>
+          <w:rFonts w:hint="default"/>
+          <w:lang w:val="pt-BR"/>
+        </w:rPr>
         <w:t>])</w:t>
       </w:r>
       <w:r>
@@ -2672,11 +3349,8 @@
       <w:pPr>
         <w:pStyle w:val="6"/>
       </w:pPr>
-    </w:p>
-    <w:p>
-      <w:pPr>
-        <w:pStyle w:val="6"/>
-      </w:pPr>
+      <w:bookmarkStart w:id="8" w:name="_GoBack"/>
+      <w:bookmarkEnd w:id="8"/>
     </w:p>
     <w:p>
       <w:pPr>
@@ -17469,8 +18143,6 @@
         </w:rPr>
         <w:t>])</w:t>
       </w:r>
-      <w:bookmarkStart w:id="8" w:name="_GoBack"/>
-      <w:bookmarkEnd w:id="8"/>
     </w:p>
     <w:sectPr>
       <w:pgSz w:w="12240" w:h="15840"/>
@@ -18416,7 +19088,7 @@
     <w:lsdException w:qFormat="1" w:unhideWhenUsed="0" w:uiPriority="0" w:semiHidden="0" w:name="Title"/>
     <w:lsdException w:unhideWhenUsed="0" w:uiPriority="0" w:semiHidden="0" w:name="Closing"/>
     <w:lsdException w:unhideWhenUsed="0" w:uiPriority="0" w:semiHidden="0" w:name="Signature"/>
-    <w:lsdException w:uiPriority="1" w:name="Default Paragraph Font"/>
+    <w:lsdException w:qFormat="1" w:uiPriority="1" w:name="Default Paragraph Font"/>
     <w:lsdException w:qFormat="1" w:unhideWhenUsed="0" w:uiPriority="1" w:semiHidden="0" w:name="Body Text"/>
     <w:lsdException w:unhideWhenUsed="0" w:uiPriority="0" w:semiHidden="0" w:name="Body Text Indent"/>
     <w:lsdException w:unhideWhenUsed="0" w:uiPriority="0" w:semiHidden="0" w:name="List Continue"/>
@@ -18454,7 +19126,7 @@
     <w:lsdException w:unhideWhenUsed="0" w:uiPriority="0" w:semiHidden="0" w:name="HTML Sample"/>
     <w:lsdException w:unhideWhenUsed="0" w:uiPriority="0" w:semiHidden="0" w:name="HTML Typewriter"/>
     <w:lsdException w:unhideWhenUsed="0" w:uiPriority="0" w:semiHidden="0" w:name="HTML Variable"/>
-    <w:lsdException w:unhideWhenUsed="0" w:uiPriority="0" w:name="Normal Table"/>
+    <w:lsdException w:qFormat="1" w:unhideWhenUsed="0" w:uiPriority="0" w:name="Normal Table"/>
     <w:lsdException w:unhideWhenUsed="0" w:uiPriority="0" w:semiHidden="0" w:name="annotation subject"/>
     <w:lsdException w:unhideWhenUsed="0" w:uiPriority="0" w:semiHidden="0" w:name="Table Simple 1"/>
     <w:lsdException w:unhideWhenUsed="0" w:uiPriority="0" w:semiHidden="0" w:name="Table Simple 2"/>
@@ -18563,11 +19235,13 @@
     <w:name w:val="Default Paragraph Font"/>
     <w:semiHidden/>
     <w:unhideWhenUsed/>
+    <w:qFormat/>
     <w:uiPriority w:val="1"/>
   </w:style>
   <w:style w:type="table" w:default="1" w:styleId="5">
     <w:name w:val="Normal Table"/>
     <w:semiHidden/>
+    <w:qFormat/>
     <w:uiPriority w:val="0"/>
     <w:tblPr>
       <w:tblCellMar>
